--- a/pr-preview/pr-366/estimation-handout.docx
+++ b/pr-preview/pr-366/estimation-handout.docx
@@ -15,7 +15,7 @@
         <w:pStyle w:val="Date"/>
       </w:pPr>
       <w:r>
-        <w:t xml:space="preserve">Last modified: 2026-10-19 01:09:03 (PDT)</w:t>
+        <w:t xml:space="preserve">Last modified: 2026-10-19 09:45:06 (PDT)</w:t>
       </w:r>
     </w:p>
     <w:bookmarkStart w:id="15" w:name="scientific-models"/>
@@ -3889,7 +3889,7 @@
     </w:p>
     <w:bookmarkEnd w:id="38"/>
     <w:bookmarkEnd w:id="39"/>
-    <w:bookmarkStart w:id="108" w:name="sec-est-accuracy"/>
+    <w:bookmarkStart w:id="109" w:name="sec-est-accuracy"/>
     <w:p>
       <w:pPr>
         <w:pStyle w:val="Heading2"/>
@@ -4793,7 +4793,7 @@
         <w:t xml:space="preserve"> </w:t>
       </w:r>
       <w:r>
-        <w:t xml:space="preserve">Write the</w:t>
+        <w:t xml:space="preserve">Derive an expression for the</w:t>
       </w:r>
       <w:r>
         <w:t xml:space="preserve"> </w:t>
@@ -4847,8 +4847,19 @@
         <w:t xml:space="preserve"> </w:t>
       </w:r>
       <w:r>
-        <w:t xml:space="preserve">of an estimator</w:t>
-      </w:r>
+        <w:t xml:space="preserve">of an</w:t>
+      </w:r>
+      <w:r>
+        <w:t xml:space="preserve"> </w:t>
+      </w:r>
+      <w:hyperlink w:anchor="def-estimator">
+        <w:r>
+          <w:rPr>
+            <w:rStyle w:val="Hyperlink"/>
+          </w:rPr>
+          <w:t xml:space="preserve">estimator</w:t>
+        </w:r>
+      </w:hyperlink>
       <w:r>
         <w:t xml:space="preserve"> </w:t>
       </w:r>
@@ -6057,36 +6068,36 @@
                     </m:rPr>
                     <m:t>E</m:t>
                   </m:r>
+                  <m:r>
+                    <m:t>​</m:t>
+                  </m:r>
+                  <m:d>
+                    <m:dPr>
+                      <m:begChr m:val="["/>
+                      <m:sepChr m:val=""/>
+                      <m:endChr m:val="]"/>
+                      <m:grow/>
+                    </m:dPr>
+                    <m:e>
+                      <m:sSub>
+                        <m:e>
+                          <m:r>
+                            <m:t>X</m:t>
+                          </m:r>
+                        </m:e>
+                        <m:sub>
+                          <m:r>
+                            <m:t>i</m:t>
+                          </m:r>
+                        </m:sub>
+                      </m:sSub>
+                    </m:e>
+                  </m:d>
+                  <m:r>
+                    <m:t>​</m:t>
+                  </m:r>
                 </m:e>
               </m:nary>
-              <m:r>
-                <m:t>​</m:t>
-              </m:r>
-              <m:d>
-                <m:dPr>
-                  <m:begChr m:val="["/>
-                  <m:sepChr m:val=""/>
-                  <m:endChr m:val="]"/>
-                  <m:grow/>
-                </m:dPr>
-                <m:e>
-                  <m:sSub>
-                    <m:e>
-                      <m:r>
-                        <m:t>X</m:t>
-                      </m:r>
-                    </m:e>
-                    <m:sub>
-                      <m:r>
-                        <m:t>i</m:t>
-                      </m:r>
-                    </m:sub>
-                  </m:sSub>
-                </m:e>
-              </m:d>
-              <m:r>
-                <m:t>​</m:t>
-              </m:r>
               <m:r>
                 <m:rPr>
                   <m:sty m:val="p"/>
@@ -6777,7 +6788,7 @@
     </w:p>
     <w:bookmarkEnd w:id="51"/>
     <w:bookmarkEnd w:id="52"/>
-    <w:bookmarkStart w:id="76" w:name="mean-squared-error"/>
+    <w:bookmarkStart w:id="77" w:name="mean-squared-error"/>
     <w:p>
       <w:pPr>
         <w:pStyle w:val="Heading3"/>
@@ -8189,7 +8200,7 @@
       </w:r>
     </w:p>
     <w:bookmarkEnd w:id="57"/>
-    <w:bookmarkStart w:id="61" w:name="sol-bias-sq-plus-var"/>
+    <w:bookmarkStart w:id="62" w:name="sol-bias-sq-plus-var"/>
     <w:p>
       <w:pPr>
         <w:pStyle w:val="BodyText"/>
@@ -8404,7 +8415,316 @@
         <w:pStyle w:val="FirstParagraph"/>
       </w:pPr>
       <w:r>
-        <w:t xml:space="preserve">Add it to the squared bias from</w:t>
+        <w:t xml:space="preserve">Let the</w:t>
+      </w:r>
+      <w:r>
+        <w:t xml:space="preserve"> </w:t>
+      </w:r>
+      <w:hyperlink r:id="rId60">
+        <w:r>
+          <w:rPr>
+            <w:rStyle w:val="Hyperlink"/>
+          </w:rPr>
+          <w:t xml:space="preserve">population mean</w:t>
+        </w:r>
+      </w:hyperlink>
+      <w:r>
+        <w:t xml:space="preserve"> </w:t>
+      </w:r>
+      <w:r>
+        <w:t xml:space="preserve">of the</w:t>
+      </w:r>
+      <w:r>
+        <w:t xml:space="preserve"> </w:t>
+      </w:r>
+      <w:hyperlink w:anchor="def-estimator">
+        <w:r>
+          <w:rPr>
+            <w:rStyle w:val="Hyperlink"/>
+          </w:rPr>
+          <w:t xml:space="preserve">estimator</w:t>
+        </w:r>
+      </w:hyperlink>
+      <w:r>
+        <w:t xml:space="preserve"> </w:t>
+      </w:r>
+      <m:oMath>
+        <m:acc>
+          <m:accPr>
+            <m:chr m:val="̂"/>
+          </m:accPr>
+          <m:e>
+            <m:r>
+              <m:t>θ</m:t>
+            </m:r>
+          </m:e>
+        </m:acc>
+      </m:oMath>
+      <w:r>
+        <w:t xml:space="preserve"> </w:t>
+      </w:r>
+      <w:r>
+        <w:t xml:space="preserve">be</w:t>
+      </w:r>
+      <w:r>
+        <w:t xml:space="preserve"> </w:t>
+      </w:r>
+      <m:oMath>
+        <m:sSub>
+          <m:e>
+            <m:r>
+              <m:t>μ</m:t>
+            </m:r>
+          </m:e>
+          <m:sub>
+            <m:acc>
+              <m:accPr>
+                <m:chr m:val="̂"/>
+              </m:accPr>
+              <m:e>
+                <m:r>
+                  <m:t>θ</m:t>
+                </m:r>
+              </m:e>
+            </m:acc>
+          </m:sub>
+        </m:sSub>
+        <m:r>
+          <m:rPr>
+            <m:sty m:val="p"/>
+          </m:rPr>
+          <m:t>=</m:t>
+        </m:r>
+        <m:r>
+          <m:rPr>
+            <m:sty m:val="p"/>
+          </m:rPr>
+          <m:t>E</m:t>
+        </m:r>
+        <m:r>
+          <m:t>​</m:t>
+        </m:r>
+        <m:d>
+          <m:dPr>
+            <m:begChr m:val="["/>
+            <m:sepChr m:val=""/>
+            <m:endChr m:val="]"/>
+            <m:grow/>
+          </m:dPr>
+          <m:e>
+            <m:acc>
+              <m:accPr>
+                <m:chr m:val="̂"/>
+              </m:accPr>
+              <m:e>
+                <m:r>
+                  <m:t>θ</m:t>
+                </m:r>
+              </m:e>
+            </m:acc>
+          </m:e>
+        </m:d>
+        <m:r>
+          <m:t>​</m:t>
+        </m:r>
+      </m:oMath>
+      <w:r>
+        <w:t xml:space="preserve">.</w:t>
+      </w:r>
+      <w:r>
+        <w:t xml:space="preserve"> </w:t>
+      </w:r>
+      <w:r>
+        <w:t xml:space="preserve">Then the variance of</w:t>
+      </w:r>
+      <w:r>
+        <w:t xml:space="preserve"> </w:t>
+      </w:r>
+      <m:oMath>
+        <m:acc>
+          <m:accPr>
+            <m:chr m:val="̂"/>
+          </m:accPr>
+          <m:e>
+            <m:r>
+              <m:t>θ</m:t>
+            </m:r>
+          </m:e>
+        </m:acc>
+      </m:oMath>
+      <w:r>
+        <w:t xml:space="preserve"> </w:t>
+      </w:r>
+      <w:r>
+        <w:t xml:space="preserve">is</w:t>
+      </w:r>
+      <w:r>
+        <w:t xml:space="preserve"> </w:t>
+      </w:r>
+      <m:oMath>
+        <m:r>
+          <m:rPr>
+            <m:sty m:val="p"/>
+          </m:rPr>
+          <m:t>E</m:t>
+        </m:r>
+        <m:r>
+          <m:t>​</m:t>
+        </m:r>
+        <m:d>
+          <m:dPr>
+            <m:begChr m:val="["/>
+            <m:sepChr m:val=""/>
+            <m:endChr m:val="]"/>
+            <m:grow/>
+          </m:dPr>
+          <m:e>
+            <m:sSup>
+              <m:e>
+                <m:acc>
+                  <m:accPr>
+                    <m:chr m:val="̂"/>
+                  </m:accPr>
+                  <m:e>
+                    <m:r>
+                      <m:t>θ</m:t>
+                    </m:r>
+                  </m:e>
+                </m:acc>
+              </m:e>
+              <m:sup>
+                <m:r>
+                  <m:t>2</m:t>
+                </m:r>
+              </m:sup>
+            </m:sSup>
+          </m:e>
+        </m:d>
+        <m:r>
+          <m:t>​</m:t>
+        </m:r>
+        <m:r>
+          <m:rPr>
+            <m:sty m:val="p"/>
+          </m:rPr>
+          <m:t>−</m:t>
+        </m:r>
+        <m:sSup>
+          <m:e>
+            <m:r>
+              <m:t>​</m:t>
+            </m:r>
+            <m:d>
+              <m:dPr>
+                <m:begChr m:val="("/>
+                <m:sepChr m:val=""/>
+                <m:endChr m:val=")"/>
+                <m:grow/>
+              </m:dPr>
+              <m:e>
+                <m:sSub>
+                  <m:e>
+                    <m:r>
+                      <m:t>μ</m:t>
+                    </m:r>
+                  </m:e>
+                  <m:sub>
+                    <m:acc>
+                      <m:accPr>
+                        <m:chr m:val="̂"/>
+                      </m:accPr>
+                      <m:e>
+                        <m:r>
+                          <m:t>θ</m:t>
+                        </m:r>
+                      </m:e>
+                    </m:acc>
+                  </m:sub>
+                </m:sSub>
+              </m:e>
+            </m:d>
+            <m:r>
+              <m:t>​</m:t>
+            </m:r>
+          </m:e>
+          <m:sup>
+            <m:r>
+              <m:t>2</m:t>
+            </m:r>
+          </m:sup>
+        </m:sSup>
+      </m:oMath>
+      <w:r>
+        <w:t xml:space="preserve">,</w:t>
+      </w:r>
+      <w:r>
+        <w:t xml:space="preserve"> </w:t>
+      </w:r>
+      <w:r>
+        <w:t xml:space="preserve">and the squared</w:t>
+      </w:r>
+      <w:r>
+        <w:t xml:space="preserve"> </w:t>
+      </w:r>
+      <w:hyperlink w:anchor="def-bias">
+        <w:r>
+          <w:rPr>
+            <w:rStyle w:val="Hyperlink"/>
+          </w:rPr>
+          <w:t xml:space="preserve">bias</w:t>
+        </w:r>
+      </w:hyperlink>
+      <w:r>
+        <w:t xml:space="preserve"> </w:t>
+      </w:r>
+      <w:r>
+        <w:t xml:space="preserve">of</w:t>
+      </w:r>
+      <w:r>
+        <w:t xml:space="preserve"> </w:t>
+      </w:r>
+      <m:oMath>
+        <m:acc>
+          <m:accPr>
+            <m:chr m:val="̂"/>
+          </m:accPr>
+          <m:e>
+            <m:r>
+              <m:t>θ</m:t>
+            </m:r>
+          </m:e>
+        </m:acc>
+      </m:oMath>
+      <w:r>
+        <w:t xml:space="preserve"> </w:t>
+      </w:r>
+      <w:r>
+        <w:t xml:space="preserve">for the</w:t>
+      </w:r>
+      <w:r>
+        <w:t xml:space="preserve"> </w:t>
+      </w:r>
+      <w:hyperlink w:anchor="def-estimand">
+        <w:r>
+          <w:rPr>
+            <w:rStyle w:val="Hyperlink"/>
+          </w:rPr>
+          <w:t xml:space="preserve">estimand</w:t>
+        </w:r>
+      </w:hyperlink>
+      <w:r>
+        <w:t xml:space="preserve"> </w:t>
+      </w:r>
+      <m:oMath>
+        <m:r>
+          <m:t>θ</m:t>
+        </m:r>
+      </m:oMath>
+      <w:r>
+        <w:t xml:space="preserve"> </w:t>
+      </w:r>
+      <w:r>
+        <w:t xml:space="preserve">from</w:t>
       </w:r>
       <w:r>
         <w:t xml:space="preserve"> </w:t>
@@ -8421,14 +8741,121 @@
         <w:t xml:space="preserve"> </w:t>
       </w:r>
       <w:r>
-        <w:t xml:space="preserve">and simplify:</w:t>
+        <w:t xml:space="preserve">is</w:t>
+      </w:r>
+      <w:r>
+        <w:t xml:space="preserve"> </w:t>
+      </w:r>
+      <m:oMath>
+        <m:sSup>
+          <m:e>
+            <m:r>
+              <m:t>​</m:t>
+            </m:r>
+            <m:d>
+              <m:dPr>
+                <m:begChr m:val="("/>
+                <m:sepChr m:val=""/>
+                <m:endChr m:val=")"/>
+                <m:grow/>
+              </m:dPr>
+              <m:e>
+                <m:sSub>
+                  <m:e>
+                    <m:r>
+                      <m:t>μ</m:t>
+                    </m:r>
+                  </m:e>
+                  <m:sub>
+                    <m:acc>
+                      <m:accPr>
+                        <m:chr m:val="̂"/>
+                      </m:accPr>
+                      <m:e>
+                        <m:r>
+                          <m:t>θ</m:t>
+                        </m:r>
+                      </m:e>
+                    </m:acc>
+                  </m:sub>
+                </m:sSub>
+              </m:e>
+            </m:d>
+            <m:r>
+              <m:t>​</m:t>
+            </m:r>
+          </m:e>
+          <m:sup>
+            <m:r>
+              <m:t>2</m:t>
+            </m:r>
+          </m:sup>
+        </m:sSup>
+        <m:r>
+          <m:rPr>
+            <m:sty m:val="p"/>
+          </m:rPr>
+          <m:t>−</m:t>
+        </m:r>
+        <m:r>
+          <m:t>2</m:t>
+        </m:r>
+        <m:sSub>
+          <m:e>
+            <m:r>
+              <m:t>μ</m:t>
+            </m:r>
+          </m:e>
+          <m:sub>
+            <m:acc>
+              <m:accPr>
+                <m:chr m:val="̂"/>
+              </m:accPr>
+              <m:e>
+                <m:r>
+                  <m:t>θ</m:t>
+                </m:r>
+              </m:e>
+            </m:acc>
+          </m:sub>
+        </m:sSub>
+        <m:r>
+          <m:t>θ</m:t>
+        </m:r>
+        <m:r>
+          <m:rPr>
+            <m:sty m:val="p"/>
+          </m:rPr>
+          <m:t>+</m:t>
+        </m:r>
+        <m:sSup>
+          <m:e>
+            <m:r>
+              <m:t>θ</m:t>
+            </m:r>
+          </m:e>
+          <m:sup>
+            <m:r>
+              <m:t>2</m:t>
+            </m:r>
+          </m:sup>
+        </m:sSup>
+      </m:oMath>
+      <w:r>
+        <w:t xml:space="preserve">.</w:t>
+      </w:r>
+      <w:r>
+        <w:t xml:space="preserve"> </w:t>
+      </w:r>
+      <w:r>
+        <w:t xml:space="preserve">Add them and simplify:</w:t>
       </w:r>
     </w:p>
     <w:p>
       <w:pPr>
         <w:pStyle w:val="BodyText"/>
       </w:pPr>
-      <w:bookmarkStart w:id="60" w:name="eq-bias-sq-plus-var-exr-2"/>
+      <w:bookmarkStart w:id="61" w:name="eq-bias-sq-plus-var-exr-2"/>
       <m:oMathPara>
         <m:oMathParaPr>
           <m:jc m:val="center"/>
@@ -8553,23 +8980,13 @@
                       <m:grow/>
                     </m:dPr>
                     <m:e>
-                      <m:r>
-                        <m:rPr>
-                          <m:sty m:val="p"/>
-                        </m:rPr>
-                        <m:t>E</m:t>
-                      </m:r>
-                      <m:r>
-                        <m:t>​</m:t>
-                      </m:r>
-                      <m:d>
-                        <m:dPr>
-                          <m:begChr m:val="["/>
-                          <m:sepChr m:val=""/>
-                          <m:endChr m:val="]"/>
-                          <m:grow/>
-                        </m:dPr>
+                      <m:sSub>
                         <m:e>
+                          <m:r>
+                            <m:t>μ</m:t>
+                          </m:r>
+                        </m:e>
+                        <m:sub>
                           <m:acc>
                             <m:accPr>
                               <m:chr m:val="̂"/>
@@ -8580,11 +8997,8 @@
                               </m:r>
                             </m:e>
                           </m:acc>
-                        </m:e>
-                      </m:d>
-                      <m:r>
-                        <m:t>​</m:t>
-                      </m:r>
+                        </m:sub>
+                      </m:sSub>
                     </m:e>
                   </m:d>
                   <m:r>
@@ -8606,23 +9020,13 @@
               <m:r>
                 <m:t>2</m:t>
               </m:r>
-              <m:r>
-                <m:rPr>
-                  <m:sty m:val="p"/>
-                </m:rPr>
-                <m:t>E</m:t>
-              </m:r>
-              <m:r>
-                <m:t>​</m:t>
-              </m:r>
-              <m:d>
-                <m:dPr>
-                  <m:begChr m:val="["/>
-                  <m:sepChr m:val=""/>
-                  <m:endChr m:val="]"/>
-                  <m:grow/>
-                </m:dPr>
+              <m:sSub>
                 <m:e>
+                  <m:r>
+                    <m:t>μ</m:t>
+                  </m:r>
+                </m:e>
+                <m:sub>
                   <m:acc>
                     <m:accPr>
                       <m:chr m:val="̂"/>
@@ -8633,11 +9037,8 @@
                       </m:r>
                     </m:e>
                   </m:acc>
-                </m:e>
-              </m:d>
-              <m:r>
-                <m:t>​</m:t>
-              </m:r>
+                </m:sub>
+              </m:sSub>
               <m:r>
                 <m:t>θ</m:t>
               </m:r>
@@ -8734,23 +9135,13 @@
                       <m:grow/>
                     </m:dPr>
                     <m:e>
-                      <m:r>
-                        <m:rPr>
-                          <m:sty m:val="p"/>
-                        </m:rPr>
-                        <m:t>E</m:t>
-                      </m:r>
-                      <m:r>
-                        <m:t>​</m:t>
-                      </m:r>
-                      <m:d>
-                        <m:dPr>
-                          <m:begChr m:val="["/>
-                          <m:sepChr m:val=""/>
-                          <m:endChr m:val="]"/>
-                          <m:grow/>
-                        </m:dPr>
+                      <m:sSub>
                         <m:e>
+                          <m:r>
+                            <m:t>μ</m:t>
+                          </m:r>
+                        </m:e>
+                        <m:sub>
                           <m:acc>
                             <m:accPr>
                               <m:chr m:val="̂"/>
@@ -8761,11 +9152,8 @@
                               </m:r>
                             </m:e>
                           </m:acc>
-                        </m:e>
-                      </m:d>
-                      <m:r>
-                        <m:t>​</m:t>
-                      </m:r>
+                        </m:sub>
+                      </m:sSub>
                     </m:e>
                   </m:d>
                   <m:r>
@@ -8787,23 +9175,13 @@
               <m:r>
                 <m:t>2</m:t>
               </m:r>
-              <m:r>
-                <m:rPr>
-                  <m:sty m:val="p"/>
-                </m:rPr>
-                <m:t>E</m:t>
-              </m:r>
-              <m:r>
-                <m:t>​</m:t>
-              </m:r>
-              <m:d>
-                <m:dPr>
-                  <m:begChr m:val="["/>
-                  <m:sepChr m:val=""/>
-                  <m:endChr m:val="]"/>
-                  <m:grow/>
-                </m:dPr>
+              <m:sSub>
                 <m:e>
+                  <m:r>
+                    <m:t>μ</m:t>
+                  </m:r>
+                </m:e>
+                <m:sub>
                   <m:acc>
                     <m:accPr>
                       <m:chr m:val="̂"/>
@@ -8814,11 +9192,8 @@
                       </m:r>
                     </m:e>
                   </m:acc>
-                </m:e>
-              </m:d>
-              <m:r>
-                <m:t>​</m:t>
-              </m:r>
+                </m:sub>
+              </m:sSub>
               <m:r>
                 <m:t>θ</m:t>
               </m:r>
@@ -8906,23 +9281,13 @@
                       <m:grow/>
                     </m:dPr>
                     <m:e>
-                      <m:r>
-                        <m:rPr>
-                          <m:sty m:val="p"/>
-                        </m:rPr>
-                        <m:t>E</m:t>
-                      </m:r>
-                      <m:r>
-                        <m:t>​</m:t>
-                      </m:r>
-                      <m:d>
-                        <m:dPr>
-                          <m:begChr m:val="["/>
-                          <m:sepChr m:val=""/>
-                          <m:endChr m:val="]"/>
-                          <m:grow/>
-                        </m:dPr>
+                      <m:sSub>
                         <m:e>
+                          <m:r>
+                            <m:t>μ</m:t>
+                          </m:r>
+                        </m:e>
+                        <m:sub>
                           <m:acc>
                             <m:accPr>
                               <m:chr m:val="̂"/>
@@ -8933,11 +9298,8 @@
                               </m:r>
                             </m:e>
                           </m:acc>
-                        </m:e>
-                      </m:d>
-                      <m:r>
-                        <m:t>​</m:t>
-                      </m:r>
+                        </m:sub>
+                      </m:sSub>
                     </m:e>
                   </m:d>
                   <m:r>
@@ -9024,23 +9386,13 @@
               <m:r>
                 <m:t>2</m:t>
               </m:r>
-              <m:r>
-                <m:rPr>
-                  <m:sty m:val="p"/>
-                </m:rPr>
-                <m:t>E</m:t>
-              </m:r>
-              <m:r>
-                <m:t>​</m:t>
-              </m:r>
-              <m:d>
-                <m:dPr>
-                  <m:begChr m:val="["/>
-                  <m:sepChr m:val=""/>
-                  <m:endChr m:val="]"/>
-                  <m:grow/>
-                </m:dPr>
+              <m:sSub>
                 <m:e>
+                  <m:r>
+                    <m:t>μ</m:t>
+                  </m:r>
+                </m:e>
+                <m:sub>
                   <m:acc>
                     <m:accPr>
                       <m:chr m:val="̂"/>
@@ -9051,11 +9403,8 @@
                       </m:r>
                     </m:e>
                   </m:acc>
-                </m:e>
-              </m:d>
-              <m:r>
-                <m:t>​</m:t>
-              </m:r>
+                </m:sub>
+              </m:sSub>
               <m:r>
                 <m:t>θ</m:t>
               </m:r>
@@ -9096,23 +9445,13 @@
                       <m:grow/>
                     </m:dPr>
                     <m:e>
-                      <m:r>
-                        <m:rPr>
-                          <m:sty m:val="p"/>
-                        </m:rPr>
-                        <m:t>E</m:t>
-                      </m:r>
-                      <m:r>
-                        <m:t>​</m:t>
-                      </m:r>
-                      <m:d>
-                        <m:dPr>
-                          <m:begChr m:val="["/>
-                          <m:sepChr m:val=""/>
-                          <m:endChr m:val="]"/>
-                          <m:grow/>
-                        </m:dPr>
+                      <m:sSub>
                         <m:e>
+                          <m:r>
+                            <m:t>μ</m:t>
+                          </m:r>
+                        </m:e>
+                        <m:sub>
                           <m:acc>
                             <m:accPr>
                               <m:chr m:val="̂"/>
@@ -9123,11 +9462,8 @@
                               </m:r>
                             </m:e>
                           </m:acc>
-                        </m:e>
-                      </m:d>
-                      <m:r>
-                        <m:t>​</m:t>
-                      </m:r>
+                        </m:sub>
+                      </m:sSub>
                     </m:e>
                   </m:d>
                   <m:r>
@@ -9159,23 +9495,13 @@
                       <m:grow/>
                     </m:dPr>
                     <m:e>
-                      <m:r>
-                        <m:rPr>
-                          <m:sty m:val="p"/>
-                        </m:rPr>
-                        <m:t>E</m:t>
-                      </m:r>
-                      <m:r>
-                        <m:t>​</m:t>
-                      </m:r>
-                      <m:d>
-                        <m:dPr>
-                          <m:begChr m:val="["/>
-                          <m:sepChr m:val=""/>
-                          <m:endChr m:val="]"/>
-                          <m:grow/>
-                        </m:dPr>
+                      <m:sSub>
                         <m:e>
+                          <m:r>
+                            <m:t>μ</m:t>
+                          </m:r>
+                        </m:e>
+                        <m:sub>
                           <m:acc>
                             <m:accPr>
                               <m:chr m:val="̂"/>
@@ -9186,11 +9512,8 @@
                               </m:r>
                             </m:e>
                           </m:acc>
-                        </m:e>
-                      </m:d>
-                      <m:r>
-                        <m:t>​</m:t>
-                      </m:r>
+                        </m:sub>
+                      </m:sSub>
                     </m:e>
                   </m:d>
                   <m:r>
@@ -9277,23 +9600,13 @@
               <m:r>
                 <m:t>2</m:t>
               </m:r>
-              <m:r>
-                <m:rPr>
-                  <m:sty m:val="p"/>
-                </m:rPr>
-                <m:t>E</m:t>
-              </m:r>
-              <m:r>
-                <m:t>​</m:t>
-              </m:r>
-              <m:d>
-                <m:dPr>
-                  <m:begChr m:val="["/>
-                  <m:sepChr m:val=""/>
-                  <m:endChr m:val="]"/>
-                  <m:grow/>
-                </m:dPr>
+              <m:sSub>
                 <m:e>
+                  <m:r>
+                    <m:t>μ</m:t>
+                  </m:r>
+                </m:e>
+                <m:sub>
                   <m:acc>
                     <m:accPr>
                       <m:chr m:val="̂"/>
@@ -9304,11 +9617,8 @@
                       </m:r>
                     </m:e>
                   </m:acc>
-                </m:e>
-              </m:d>
-              <m:r>
-                <m:t>​</m:t>
-              </m:r>
+                </m:sub>
+              </m:sSub>
               <m:r>
                 <m:t>θ</m:t>
               </m:r>
@@ -9360,23 +9670,13 @@
                           <m:grow/>
                         </m:dPr>
                         <m:e>
-                          <m:r>
-                            <m:rPr>
-                              <m:sty m:val="p"/>
-                            </m:rPr>
-                            <m:t>E</m:t>
-                          </m:r>
-                          <m:r>
-                            <m:t>​</m:t>
-                          </m:r>
-                          <m:d>
-                            <m:dPr>
-                              <m:begChr m:val="["/>
-                              <m:sepChr m:val=""/>
-                              <m:endChr m:val="]"/>
-                              <m:grow/>
-                            </m:dPr>
+                          <m:sSub>
                             <m:e>
+                              <m:r>
+                                <m:t>μ</m:t>
+                              </m:r>
+                            </m:e>
+                            <m:sub>
                               <m:acc>
                                 <m:accPr>
                                   <m:chr m:val="̂"/>
@@ -9387,11 +9687,8 @@
                                   </m:r>
                                 </m:e>
                               </m:acc>
-                            </m:e>
-                          </m:d>
-                          <m:r>
-                            <m:t>​</m:t>
-                          </m:r>
+                            </m:sub>
+                          </m:sSub>
                         </m:e>
                       </m:d>
                       <m:r>
@@ -9423,23 +9720,13 @@
                           <m:grow/>
                         </m:dPr>
                         <m:e>
-                          <m:r>
-                            <m:rPr>
-                              <m:sty m:val="p"/>
-                            </m:rPr>
-                            <m:t>E</m:t>
-                          </m:r>
-                          <m:r>
-                            <m:t>​</m:t>
-                          </m:r>
-                          <m:d>
-                            <m:dPr>
-                              <m:begChr m:val="["/>
-                              <m:sepChr m:val=""/>
-                              <m:endChr m:val="]"/>
-                              <m:grow/>
-                            </m:dPr>
+                          <m:sSub>
                             <m:e>
+                              <m:r>
+                                <m:t>μ</m:t>
+                              </m:r>
+                            </m:e>
+                            <m:sub>
                               <m:acc>
                                 <m:accPr>
                                   <m:chr m:val="̂"/>
@@ -9450,11 +9737,8 @@
                                   </m:r>
                                 </m:e>
                               </m:acc>
-                            </m:e>
-                          </m:d>
-                          <m:r>
-                            <m:t>​</m:t>
-                          </m:r>
+                            </m:sub>
+                          </m:sSub>
                         </m:e>
                       </m:d>
                       <m:r>
@@ -9546,23 +9830,13 @@
               <m:r>
                 <m:t>2</m:t>
               </m:r>
-              <m:r>
-                <m:rPr>
-                  <m:sty m:val="p"/>
-                </m:rPr>
-                <m:t>E</m:t>
-              </m:r>
-              <m:r>
-                <m:t>​</m:t>
-              </m:r>
-              <m:d>
-                <m:dPr>
-                  <m:begChr m:val="["/>
-                  <m:sepChr m:val=""/>
-                  <m:endChr m:val="]"/>
-                  <m:grow/>
-                </m:dPr>
+              <m:sSub>
                 <m:e>
+                  <m:r>
+                    <m:t>μ</m:t>
+                  </m:r>
+                </m:e>
+                <m:sub>
                   <m:acc>
                     <m:accPr>
                       <m:chr m:val="̂"/>
@@ -9573,11 +9847,8 @@
                       </m:r>
                     </m:e>
                   </m:acc>
-                </m:e>
-              </m:d>
-              <m:r>
-                <m:t>​</m:t>
-              </m:r>
+                </m:sub>
+              </m:sSub>
               <m:r>
                 <m:t>θ</m:t>
               </m:r>
@@ -9710,23 +9981,13 @@
               <m:r>
                 <m:t>2</m:t>
               </m:r>
-              <m:r>
-                <m:rPr>
-                  <m:sty m:val="p"/>
-                </m:rPr>
-                <m:t>E</m:t>
-              </m:r>
-              <m:r>
-                <m:t>​</m:t>
-              </m:r>
-              <m:d>
-                <m:dPr>
-                  <m:begChr m:val="["/>
-                  <m:sepChr m:val=""/>
-                  <m:endChr m:val="]"/>
-                  <m:grow/>
-                </m:dPr>
+              <m:sSub>
                 <m:e>
+                  <m:r>
+                    <m:t>μ</m:t>
+                  </m:r>
+                </m:e>
+                <m:sub>
                   <m:acc>
                     <m:accPr>
                       <m:chr m:val="̂"/>
@@ -9737,11 +9998,8 @@
                       </m:r>
                     </m:e>
                   </m:acc>
-                </m:e>
-              </m:d>
-              <m:r>
-                <m:t>​</m:t>
-              </m:r>
+                </m:sub>
+              </m:sSub>
               <m:r>
                 <m:t>θ</m:t>
               </m:r>
@@ -9826,10 +10084,10 @@
           </m:r>
         </m:oMath>
       </m:oMathPara>
-      <w:bookmarkEnd w:id="60"/>
+      <w:bookmarkEnd w:id="61"/>
     </w:p>
-    <w:bookmarkEnd w:id="61"/>
-    <w:bookmarkStart w:id="62" w:name="thm-bias-sq-plus-var"/>
+    <w:bookmarkEnd w:id="62"/>
+    <w:bookmarkStart w:id="63" w:name="thm-bias-sq-plus-var"/>
     <w:p>
       <w:pPr>
         <w:pStyle w:val="FirstParagraph"/>
@@ -10102,7 +10360,7 @@
         </m:oMath>
       </m:oMathPara>
     </w:p>
-    <w:bookmarkEnd w:id="62"/>
+    <w:bookmarkEnd w:id="63"/>
     <w:p>
       <w:pPr>
         <w:pStyle w:val="FirstParagraph"/>
@@ -10169,7 +10427,7 @@
         <w:t xml:space="preserve">.</w:t>
       </w:r>
     </w:p>
-    <w:bookmarkStart w:id="63" w:name="exr-mse-expand"/>
+    <w:bookmarkStart w:id="64" w:name="exr-mse-expand"/>
     <w:p>
       <w:pPr>
         <w:pStyle w:val="BodyText"/>
@@ -10185,7 +10443,7 @@
         <w:t xml:space="preserve"> </w:t>
       </w:r>
       <w:r>
-        <w:t xml:space="preserve">Write the</w:t>
+        <w:t xml:space="preserve">Derive an expression for the</w:t>
       </w:r>
       <w:r>
         <w:t xml:space="preserve"> </w:t>
@@ -10342,8 +10600,8 @@
         <w:t xml:space="preserve">.</w:t>
       </w:r>
     </w:p>
-    <w:bookmarkEnd w:id="63"/>
-    <w:bookmarkStart w:id="64" w:name="sol-mse-expand"/>
+    <w:bookmarkEnd w:id="64"/>
+    <w:bookmarkStart w:id="65" w:name="sol-mse-expand"/>
     <w:p>
       <w:pPr>
         <w:pStyle w:val="BodyText"/>
@@ -11147,8 +11405,8 @@
         </m:oMath>
       </m:oMathPara>
     </w:p>
-    <w:bookmarkEnd w:id="64"/>
-    <w:bookmarkStart w:id="65" w:name="thm-mse-expand"/>
+    <w:bookmarkEnd w:id="65"/>
+    <w:bookmarkStart w:id="66" w:name="thm-mse-expand"/>
     <w:p>
       <w:pPr>
         <w:pStyle w:val="FirstParagraph"/>
@@ -11375,7 +11633,7 @@
         </m:oMath>
       </m:oMathPara>
     </w:p>
-    <w:bookmarkEnd w:id="65"/>
+    <w:bookmarkEnd w:id="66"/>
     <w:p>
       <w:pPr>
         <w:pStyle w:val="FirstParagraph"/>
@@ -11422,7 +11680,7 @@
         <w:t xml:space="preserve">.</w:t>
       </w:r>
     </w:p>
-    <w:bookmarkStart w:id="67" w:name="thm-mse-bias-variance"/>
+    <w:bookmarkStart w:id="68" w:name="thm-mse-bias-variance"/>
     <w:p>
       <w:pPr>
         <w:pStyle w:val="BodyText"/>
@@ -11463,7 +11721,7 @@
       <w:pPr>
         <w:pStyle w:val="BodyText"/>
       </w:pPr>
-      <w:bookmarkStart w:id="66" w:name="eq-mse"/>
+      <w:bookmarkStart w:id="67" w:name="eq-mse"/>
       <m:oMathPara>
         <m:oMathParaPr>
           <m:jc m:val="center"/>
@@ -11622,9 +11880,9 @@
           </m:r>
         </m:oMath>
       </m:oMathPara>
-      <w:bookmarkEnd w:id="66"/>
+      <w:bookmarkEnd w:id="67"/>
     </w:p>
-    <w:bookmarkEnd w:id="67"/>
+    <w:bookmarkEnd w:id="68"/>
     <w:p>
       <w:pPr>
         <w:pStyle w:val="FirstParagraph"/>
@@ -11940,7 +12198,7 @@
         <w:t xml:space="preserve">so they are equal to each other.</w:t>
       </w:r>
     </w:p>
-    <w:bookmarkStart w:id="70" w:name="rem-mse-bias-variance-prediction"/>
+    <w:bookmarkStart w:id="71" w:name="rem-mse-bias-variance-prediction"/>
     <w:p>
       <w:pPr>
         <w:pStyle w:val="BodyText"/>
@@ -12060,7 +12318,7 @@
       <w:r>
         <w:t xml:space="preserve"> </w:t>
       </w:r>
-      <w:hyperlink r:id="rId68">
+      <w:hyperlink r:id="rId69">
         <w:r>
           <w:rPr>
             <w:rStyle w:val="Hyperlink"/>
@@ -12083,7 +12341,7 @@
       <w:r>
         <w:t xml:space="preserve"> </w:t>
       </w:r>
-      <w:hyperlink r:id="rId69">
+      <w:hyperlink r:id="rId70">
         <w:r>
           <w:rPr>
             <w:rStyle w:val="Hyperlink"/>
@@ -12104,8 +12362,8 @@
         <w:t xml:space="preserve">No choice of prediction can remove the extra term.</w:t>
       </w:r>
     </w:p>
-    <w:bookmarkEnd w:id="70"/>
-    <w:bookmarkStart w:id="72" w:name="exm-mse-sample-mean"/>
+    <w:bookmarkEnd w:id="71"/>
+    <w:bookmarkStart w:id="73" w:name="exm-mse-sample-mean"/>
     <w:p>
       <w:pPr>
         <w:pStyle w:val="FirstParagraph"/>
@@ -13041,36 +13299,36 @@
                     </m:rPr>
                     <m:t>Var</m:t>
                   </m:r>
+                  <m:r>
+                    <m:t>​</m:t>
+                  </m:r>
+                  <m:d>
+                    <m:dPr>
+                      <m:begChr m:val="("/>
+                      <m:sepChr m:val=""/>
+                      <m:endChr m:val=")"/>
+                      <m:grow/>
+                    </m:dPr>
+                    <m:e>
+                      <m:sSub>
+                        <m:e>
+                          <m:r>
+                            <m:t>X</m:t>
+                          </m:r>
+                        </m:e>
+                        <m:sub>
+                          <m:r>
+                            <m:t>i</m:t>
+                          </m:r>
+                        </m:sub>
+                      </m:sSub>
+                    </m:e>
+                  </m:d>
+                  <m:r>
+                    <m:t>​</m:t>
+                  </m:r>
                 </m:e>
               </m:nary>
-              <m:r>
-                <m:t>​</m:t>
-              </m:r>
-              <m:d>
-                <m:dPr>
-                  <m:begChr m:val="("/>
-                  <m:sepChr m:val=""/>
-                  <m:endChr m:val=")"/>
-                  <m:grow/>
-                </m:dPr>
-                <m:e>
-                  <m:sSub>
-                    <m:e>
-                      <m:r>
-                        <m:t>X</m:t>
-                      </m:r>
-                    </m:e>
-                    <m:sub>
-                      <m:r>
-                        <m:t>i</m:t>
-                      </m:r>
-                    </m:sub>
-                  </m:sSub>
-                </m:e>
-              </m:d>
-              <m:r>
-                <m:t>​</m:t>
-              </m:r>
               <m:r>
                 <m:t>&amp;</m:t>
               </m:r>
@@ -13471,36 +13729,36 @@
               </m:rPr>
               <m:t>Var</m:t>
             </m:r>
+            <m:r>
+              <m:t>​</m:t>
+            </m:r>
+            <m:d>
+              <m:dPr>
+                <m:begChr m:val="("/>
+                <m:sepChr m:val=""/>
+                <m:endChr m:val=")"/>
+                <m:grow/>
+              </m:dPr>
+              <m:e>
+                <m:sSub>
+                  <m:e>
+                    <m:r>
+                      <m:t>X</m:t>
+                    </m:r>
+                  </m:e>
+                  <m:sub>
+                    <m:r>
+                      <m:t>i</m:t>
+                    </m:r>
+                  </m:sub>
+                </m:sSub>
+              </m:e>
+            </m:d>
+            <m:r>
+              <m:t>​</m:t>
+            </m:r>
           </m:e>
         </m:nary>
-        <m:r>
-          <m:t>​</m:t>
-        </m:r>
-        <m:d>
-          <m:dPr>
-            <m:begChr m:val="("/>
-            <m:sepChr m:val=""/>
-            <m:endChr m:val=")"/>
-            <m:grow/>
-          </m:dPr>
-          <m:e>
-            <m:sSub>
-              <m:e>
-                <m:r>
-                  <m:t>X</m:t>
-                </m:r>
-              </m:e>
-              <m:sub>
-                <m:r>
-                  <m:t>i</m:t>
-                </m:r>
-              </m:sub>
-            </m:sSub>
-          </m:e>
-        </m:d>
-        <m:r>
-          <m:t>​</m:t>
-        </m:r>
       </m:oMath>
       <w:r>
         <w:t xml:space="preserve"> </w:t>
@@ -13517,7 +13775,7 @@
       <w:r>
         <w:t xml:space="preserve"> </w:t>
       </w:r>
-      <w:hyperlink r:id="rId71">
+      <w:hyperlink r:id="rId72">
         <w:r>
           <w:rPr>
             <w:rStyle w:val="Hyperlink"/>
@@ -13815,8 +14073,8 @@
         <w:t xml:space="preserve">’s.</w:t>
       </w:r>
     </w:p>
-    <w:bookmarkEnd w:id="72"/>
-    <w:bookmarkStart w:id="73" w:name="def-rmse"/>
+    <w:bookmarkEnd w:id="73"/>
+    <w:bookmarkStart w:id="74" w:name="def-rmse"/>
     <w:p>
       <w:pPr>
         <w:pStyle w:val="BodyText"/>
@@ -14028,8 +14286,8 @@
         <w:t xml:space="preserve">.</w:t>
       </w:r>
     </w:p>
-    <w:bookmarkEnd w:id="73"/>
-    <w:bookmarkStart w:id="74" w:name="exm-rmse-sample-mean"/>
+    <w:bookmarkEnd w:id="74"/>
+    <w:bookmarkStart w:id="75" w:name="exm-rmse-sample-mean"/>
     <w:p>
       <w:pPr>
         <w:pStyle w:val="BodyText"/>
@@ -14117,8 +14375,8 @@
         <w:t xml:space="preserve">.</w:t>
       </w:r>
     </w:p>
-    <w:bookmarkEnd w:id="74"/>
-    <w:bookmarkStart w:id="75" w:name="rem-rmse-units"/>
+    <w:bookmarkEnd w:id="75"/>
+    <w:bookmarkStart w:id="76" w:name="rem-rmse-units"/>
     <w:p>
       <w:pPr>
         <w:pStyle w:val="BodyText"/>
@@ -14137,7 +14395,7 @@
         <w:t xml:space="preserve">The pRMSE has the same units as the estimand.</w:t>
       </w:r>
     </w:p>
-    <w:bookmarkEnd w:id="75"/>
+    <w:bookmarkEnd w:id="76"/>
     <w:p>
       <w:pPr>
         <w:pStyle w:val="BodyText"/>
@@ -14152,8 +14410,8 @@
         <w:t xml:space="preserve">covers mean squared error.</w:t>
       </w:r>
     </w:p>
-    <w:bookmarkEnd w:id="76"/>
-    <w:bookmarkStart w:id="90" w:name="sec-unbiased-estimators"/>
+    <w:bookmarkEnd w:id="77"/>
+    <w:bookmarkStart w:id="91" w:name="sec-unbiased-estimators"/>
     <w:p>
       <w:pPr>
         <w:pStyle w:val="Heading3"/>
@@ -14162,7 +14420,7 @@
         <w:t xml:space="preserve">3.6 Unbiased estimators</w:t>
       </w:r>
     </w:p>
-    <w:bookmarkStart w:id="77" w:name="def-unbiased"/>
+    <w:bookmarkStart w:id="78" w:name="def-unbiased"/>
     <w:p>
       <w:pPr>
         <w:pStyle w:val="FirstParagraph"/>
@@ -14288,8 +14546,8 @@
         </m:oMath>
       </m:oMathPara>
     </w:p>
-    <w:bookmarkEnd w:id="77"/>
-    <w:bookmarkStart w:id="78" w:name="def-biased"/>
+    <w:bookmarkEnd w:id="78"/>
+    <w:bookmarkStart w:id="79" w:name="def-biased"/>
     <w:p>
       <w:pPr>
         <w:pStyle w:val="FirstParagraph"/>
@@ -14415,8 +14673,8 @@
         </m:oMath>
       </m:oMathPara>
     </w:p>
-    <w:bookmarkEnd w:id="78"/>
-    <w:bookmarkStart w:id="79" w:name="exm-unbiased-sample-mean"/>
+    <w:bookmarkEnd w:id="79"/>
+    <w:bookmarkStart w:id="80" w:name="exm-unbiased-sample-mean"/>
     <w:p>
       <w:pPr>
         <w:pStyle w:val="FirstParagraph"/>
@@ -14630,8 +14888,8 @@
         <w:t xml:space="preserve">.</w:t>
       </w:r>
     </w:p>
-    <w:bookmarkEnd w:id="79"/>
-    <w:bookmarkStart w:id="81" w:name="exm-biased-variance-mle"/>
+    <w:bookmarkEnd w:id="80"/>
+    <w:bookmarkStart w:id="82" w:name="exm-biased-variance-mle"/>
     <w:p>
       <w:pPr>
         <w:pStyle w:val="BodyText"/>
@@ -14809,7 +15067,7 @@
       <w:r>
         <w:t xml:space="preserve"> </w:t>
       </w:r>
-      <w:hyperlink r:id="rId80">
+      <w:hyperlink r:id="rId81">
         <w:r>
           <w:rPr>
             <w:rStyle w:val="Hyperlink"/>
@@ -17357,41 +17615,41 @@
                     </m:rPr>
                     <m:t>E</m:t>
                   </m:r>
+                  <m:r>
+                    <m:t>​</m:t>
+                  </m:r>
+                  <m:d>
+                    <m:dPr>
+                      <m:begChr m:val="["/>
+                      <m:sepChr m:val=""/>
+                      <m:endChr m:val="]"/>
+                      <m:grow/>
+                    </m:dPr>
+                    <m:e>
+                      <m:sSubSup>
+                        <m:e>
+                          <m:r>
+                            <m:t>X</m:t>
+                          </m:r>
+                        </m:e>
+                        <m:sub>
+                          <m:r>
+                            <m:t>i</m:t>
+                          </m:r>
+                        </m:sub>
+                        <m:sup>
+                          <m:r>
+                            <m:t>2</m:t>
+                          </m:r>
+                        </m:sup>
+                      </m:sSubSup>
+                    </m:e>
+                  </m:d>
+                  <m:r>
+                    <m:t>​</m:t>
+                  </m:r>
                 </m:e>
               </m:nary>
-              <m:r>
-                <m:t>​</m:t>
-              </m:r>
-              <m:d>
-                <m:dPr>
-                  <m:begChr m:val="["/>
-                  <m:sepChr m:val=""/>
-                  <m:endChr m:val="]"/>
-                  <m:grow/>
-                </m:dPr>
-                <m:e>
-                  <m:sSubSup>
-                    <m:e>
-                      <m:r>
-                        <m:t>X</m:t>
-                      </m:r>
-                    </m:e>
-                    <m:sub>
-                      <m:r>
-                        <m:t>i</m:t>
-                      </m:r>
-                    </m:sub>
-                    <m:sup>
-                      <m:r>
-                        <m:t>2</m:t>
-                      </m:r>
-                    </m:sup>
-                  </m:sSubSup>
-                </m:e>
-              </m:d>
-              <m:r>
-                <m:t>​</m:t>
-              </m:r>
               <m:r>
                 <m:rPr>
                   <m:sty m:val="p"/>
@@ -17499,41 +17757,41 @@
                     </m:rPr>
                     <m:t>E</m:t>
                   </m:r>
+                  <m:r>
+                    <m:t>​</m:t>
+                  </m:r>
+                  <m:d>
+                    <m:dPr>
+                      <m:begChr m:val="["/>
+                      <m:sepChr m:val=""/>
+                      <m:endChr m:val="]"/>
+                      <m:grow/>
+                    </m:dPr>
+                    <m:e>
+                      <m:sSubSup>
+                        <m:e>
+                          <m:r>
+                            <m:t>X</m:t>
+                          </m:r>
+                        </m:e>
+                        <m:sub>
+                          <m:r>
+                            <m:t>i</m:t>
+                          </m:r>
+                        </m:sub>
+                        <m:sup>
+                          <m:r>
+                            <m:t>2</m:t>
+                          </m:r>
+                        </m:sup>
+                      </m:sSubSup>
+                    </m:e>
+                  </m:d>
+                  <m:r>
+                    <m:t>​</m:t>
+                  </m:r>
                 </m:e>
               </m:nary>
-              <m:r>
-                <m:t>​</m:t>
-              </m:r>
-              <m:d>
-                <m:dPr>
-                  <m:begChr m:val="["/>
-                  <m:sepChr m:val=""/>
-                  <m:endChr m:val="]"/>
-                  <m:grow/>
-                </m:dPr>
-                <m:e>
-                  <m:sSubSup>
-                    <m:e>
-                      <m:r>
-                        <m:t>X</m:t>
-                      </m:r>
-                    </m:e>
-                    <m:sub>
-                      <m:r>
-                        <m:t>i</m:t>
-                      </m:r>
-                    </m:sub>
-                    <m:sup>
-                      <m:r>
-                        <m:t>2</m:t>
-                      </m:r>
-                    </m:sup>
-                  </m:sSubSup>
-                </m:e>
-              </m:d>
-              <m:r>
-                <m:t>​</m:t>
-              </m:r>
               <m:r>
                 <m:rPr>
                   <m:sty m:val="p"/>
@@ -19981,8 +20239,8 @@
         <w:t xml:space="preserve">grows.</w:t>
       </w:r>
     </w:p>
-    <w:bookmarkEnd w:id="81"/>
-    <w:bookmarkStart w:id="82" w:name="exr-unbiased-exp"/>
+    <w:bookmarkEnd w:id="82"/>
+    <w:bookmarkStart w:id="83" w:name="exr-unbiased-exp"/>
     <w:p>
       <w:pPr>
         <w:pStyle w:val="BodyText"/>
@@ -20113,8 +20371,8 @@
         <w:t xml:space="preserve">.</w:t>
       </w:r>
     </w:p>
-    <w:bookmarkEnd w:id="82"/>
-    <w:bookmarkStart w:id="83" w:name="sol-unbiased-exp"/>
+    <w:bookmarkEnd w:id="83"/>
+    <w:bookmarkStart w:id="84" w:name="sol-unbiased-exp"/>
     <w:p>
       <w:pPr>
         <w:pStyle w:val="BodyText"/>
@@ -20339,8 +20597,8 @@
         <w:t xml:space="preserve">.</w:t>
       </w:r>
     </w:p>
-    <w:bookmarkEnd w:id="83"/>
-    <w:bookmarkStart w:id="84" w:name="exr-unbiased-mse"/>
+    <w:bookmarkEnd w:id="84"/>
+    <w:bookmarkStart w:id="85" w:name="exr-unbiased-mse"/>
     <w:p>
       <w:pPr>
         <w:pStyle w:val="BodyText"/>
@@ -20434,8 +20692,8 @@
         <w:t xml:space="preserve">in terms of its variance.</w:t>
       </w:r>
     </w:p>
-    <w:bookmarkEnd w:id="84"/>
-    <w:bookmarkStart w:id="85" w:name="sol-unbiased-mse"/>
+    <w:bookmarkEnd w:id="85"/>
+    <w:bookmarkStart w:id="86" w:name="sol-unbiased-mse"/>
     <w:p>
       <w:pPr>
         <w:pStyle w:val="BodyText"/>
@@ -20774,8 +21032,8 @@
         </m:oMath>
       </m:oMathPara>
     </w:p>
-    <w:bookmarkEnd w:id="85"/>
-    <w:bookmarkStart w:id="88" w:name="thm-unbiased-props"/>
+    <w:bookmarkEnd w:id="86"/>
+    <w:bookmarkStart w:id="89" w:name="thm-unbiased-props"/>
     <w:p>
       <w:pPr>
         <w:pStyle w:val="FirstParagraph"/>
@@ -20847,7 +21105,7 @@
       <w:pPr>
         <w:pStyle w:val="BodyText"/>
       </w:pPr>
-      <w:bookmarkStart w:id="86" w:name="eq-unbiased-exp"/>
+      <w:bookmarkStart w:id="87" w:name="eq-unbiased-exp"/>
       <m:oMathPara>
         <m:oMathParaPr>
           <m:jc m:val="center"/>
@@ -20914,13 +21172,13 @@
           </m:r>
         </m:oMath>
       </m:oMathPara>
-      <w:bookmarkEnd w:id="86"/>
+      <w:bookmarkEnd w:id="87"/>
     </w:p>
     <w:p>
       <w:pPr>
         <w:pStyle w:val="FirstParagraph"/>
       </w:pPr>
-      <w:bookmarkStart w:id="87" w:name="eq-unbiased-mse"/>
+      <w:bookmarkStart w:id="88" w:name="eq-unbiased-mse"/>
       <m:oMathPara>
         <m:oMathParaPr>
           <m:jc m:val="center"/>
@@ -21016,9 +21274,9 @@
           </m:r>
         </m:oMath>
       </m:oMathPara>
-      <w:bookmarkEnd w:id="87"/>
+      <w:bookmarkEnd w:id="88"/>
     </w:p>
-    <w:bookmarkEnd w:id="88"/>
+    <w:bookmarkEnd w:id="89"/>
     <w:p>
       <w:pPr>
         <w:pStyle w:val="FirstParagraph"/>
@@ -21109,7 +21367,7 @@
       <w:r>
         <w:t xml:space="preserve"> </w:t>
       </w:r>
-      <w:hyperlink r:id="rId89">
+      <w:hyperlink r:id="rId90">
         <w:r>
           <w:rPr>
             <w:rStyle w:val="Hyperlink"/>
@@ -21136,8 +21394,8 @@
         <w:t xml:space="preserve">.</w:t>
       </w:r>
     </w:p>
-    <w:bookmarkEnd w:id="90"/>
-    <w:bookmarkStart w:id="93" w:name="mean-absolute-error"/>
+    <w:bookmarkEnd w:id="91"/>
+    <w:bookmarkStart w:id="94" w:name="mean-absolute-error"/>
     <w:p>
       <w:pPr>
         <w:pStyle w:val="Heading3"/>
@@ -21146,7 +21404,7 @@
         <w:t xml:space="preserve">3.7 Population mean absolute error</w:t>
       </w:r>
     </w:p>
-    <w:bookmarkStart w:id="91" w:name="def-mae"/>
+    <w:bookmarkStart w:id="92" w:name="def-mae"/>
     <w:p>
       <w:pPr>
         <w:pStyle w:val="FirstParagraph"/>
@@ -21373,8 +21631,8 @@
         <w:t xml:space="preserve">.</w:t>
       </w:r>
     </w:p>
-    <w:bookmarkEnd w:id="91"/>
-    <w:bookmarkStart w:id="92" w:name="exm-mae-gaussian"/>
+    <w:bookmarkEnd w:id="92"/>
+    <w:bookmarkStart w:id="93" w:name="exm-mae-gaussian"/>
     <w:p>
       <w:pPr>
         <w:pStyle w:val="BodyText"/>
@@ -23780,9 +24038,9 @@
         <w:t xml:space="preserve">).</w:t>
       </w:r>
     </w:p>
-    <w:bookmarkEnd w:id="92"/>
     <w:bookmarkEnd w:id="93"/>
-    <w:bookmarkStart w:id="107" w:name="standard-error"/>
+    <w:bookmarkEnd w:id="94"/>
+    <w:bookmarkStart w:id="108" w:name="standard-error"/>
     <w:p>
       <w:pPr>
         <w:pStyle w:val="Heading3"/>
@@ -23791,7 +24049,7 @@
         <w:t xml:space="preserve">3.8 Standard error</w:t>
       </w:r>
     </w:p>
-    <w:bookmarkStart w:id="95" w:name="def-SE"/>
+    <w:bookmarkStart w:id="96" w:name="def-SE"/>
     <w:p>
       <w:pPr>
         <w:pStyle w:val="FirstParagraph"/>
@@ -23849,7 +24107,7 @@
       <w:r>
         <w:t xml:space="preserve"> </w:t>
       </w:r>
-      <w:hyperlink r:id="rId94">
+      <w:hyperlink r:id="rId95">
         <w:r>
           <w:rPr>
             <w:rStyle w:val="Hyperlink"/>
@@ -23994,8 +24252,8 @@
         <w:t xml:space="preserve">.</w:t>
       </w:r>
     </w:p>
-    <w:bookmarkEnd w:id="95"/>
-    <w:bookmarkStart w:id="96" w:name="exm-SE-sample-mean"/>
+    <w:bookmarkEnd w:id="96"/>
+    <w:bookmarkStart w:id="97" w:name="exm-SE-sample-mean"/>
     <w:p>
       <w:pPr>
         <w:pStyle w:val="BodyText"/>
@@ -24307,8 +24565,8 @@
         <w:t xml:space="preserve">.</w:t>
       </w:r>
     </w:p>
-    <w:bookmarkEnd w:id="96"/>
-    <w:bookmarkStart w:id="97" w:name="exr-se-error-sd"/>
+    <w:bookmarkEnd w:id="97"/>
+    <w:bookmarkStart w:id="98" w:name="exr-se-error-sd"/>
     <w:p>
       <w:pPr>
         <w:pStyle w:val="BodyText"/>
@@ -24329,7 +24587,7 @@
       <w:r>
         <w:t xml:space="preserve"> </w:t>
       </w:r>
-      <w:hyperlink r:id="rId94">
+      <w:hyperlink r:id="rId95">
         <w:r>
           <w:rPr>
             <w:rStyle w:val="Hyperlink"/>
@@ -24430,8 +24688,8 @@
         <w:t xml:space="preserve">.</w:t>
       </w:r>
     </w:p>
-    <w:bookmarkEnd w:id="97"/>
-    <w:bookmarkStart w:id="98" w:name="sol-se-error-sd"/>
+    <w:bookmarkEnd w:id="98"/>
+    <w:bookmarkStart w:id="99" w:name="sol-se-error-sd"/>
     <w:p>
       <w:pPr>
         <w:pStyle w:val="BodyText"/>
@@ -24798,8 +25056,8 @@
         </m:oMath>
       </m:oMathPara>
     </w:p>
-    <w:bookmarkEnd w:id="98"/>
-    <w:bookmarkStart w:id="99" w:name="thm-se-error-sd"/>
+    <w:bookmarkEnd w:id="99"/>
+    <w:bookmarkStart w:id="100" w:name="thm-se-error-sd"/>
     <w:p>
       <w:pPr>
         <w:pStyle w:val="FirstParagraph"/>
@@ -24913,7 +25171,7 @@
         </m:oMath>
       </m:oMathPara>
     </w:p>
-    <w:bookmarkEnd w:id="99"/>
+    <w:bookmarkEnd w:id="100"/>
     <w:p>
       <w:pPr>
         <w:pStyle w:val="FirstParagraph"/>
@@ -24946,7 +25204,7 @@
         <w:t xml:space="preserve">.</w:t>
       </w:r>
     </w:p>
-    <w:bookmarkStart w:id="100" w:name="rem-standard-error-name"/>
+    <w:bookmarkStart w:id="101" w:name="rem-standard-error-name"/>
     <w:p>
       <w:pPr>
         <w:pStyle w:val="BodyText"/>
@@ -25056,8 +25314,8 @@
         <w:t xml:space="preserve">so they come up often enough to deserve their own name.</w:t>
       </w:r>
     </w:p>
-    <w:bookmarkEnd w:id="100"/>
-    <w:bookmarkStart w:id="101" w:name="exr-var-mse-bias"/>
+    <w:bookmarkEnd w:id="101"/>
+    <w:bookmarkStart w:id="102" w:name="exr-var-mse-bias"/>
     <w:p>
       <w:pPr>
         <w:pStyle w:val="BodyText"/>
@@ -25227,8 +25485,8 @@
         <w:t xml:space="preserve">.</w:t>
       </w:r>
     </w:p>
-    <w:bookmarkEnd w:id="101"/>
-    <w:bookmarkStart w:id="102" w:name="sol-var-mse-bias"/>
+    <w:bookmarkEnd w:id="102"/>
+    <w:bookmarkStart w:id="103" w:name="sol-var-mse-bias"/>
     <w:p>
       <w:pPr>
         <w:pStyle w:val="BodyText"/>
@@ -26155,8 +26413,8 @@
         </m:oMath>
       </m:oMathPara>
     </w:p>
-    <w:bookmarkEnd w:id="102"/>
-    <w:bookmarkStart w:id="103" w:name="cor-var-mse-bias"/>
+    <w:bookmarkEnd w:id="103"/>
+    <w:bookmarkStart w:id="104" w:name="cor-var-mse-bias"/>
     <w:p>
       <w:pPr>
         <w:pStyle w:val="FirstParagraph"/>
@@ -26351,7 +26609,7 @@
         </m:oMath>
       </m:oMathPara>
     </w:p>
-    <w:bookmarkEnd w:id="103"/>
+    <w:bookmarkEnd w:id="104"/>
     <w:p>
       <w:pPr>
         <w:pStyle w:val="FirstParagraph"/>
@@ -26384,7 +26642,7 @@
         <w:t xml:space="preserve">.</w:t>
       </w:r>
     </w:p>
-    <w:bookmarkStart w:id="104" w:name="exr-se-rmse-unbiased"/>
+    <w:bookmarkStart w:id="105" w:name="exr-se-rmse-unbiased"/>
     <w:p>
       <w:pPr>
         <w:pStyle w:val="BodyText"/>
@@ -26492,8 +26750,8 @@
         <w:t xml:space="preserve">.</w:t>
       </w:r>
     </w:p>
-    <w:bookmarkEnd w:id="104"/>
-    <w:bookmarkStart w:id="105" w:name="sol-se-rmse-unbiased"/>
+    <w:bookmarkEnd w:id="105"/>
+    <w:bookmarkStart w:id="106" w:name="sol-se-rmse-unbiased"/>
     <w:p>
       <w:pPr>
         <w:pStyle w:val="BodyText"/>
@@ -26756,8 +27014,8 @@
         </m:oMath>
       </m:oMathPara>
     </w:p>
-    <w:bookmarkEnd w:id="105"/>
-    <w:bookmarkStart w:id="106" w:name="cor-se-rmse-unbiased"/>
+    <w:bookmarkEnd w:id="106"/>
+    <w:bookmarkStart w:id="107" w:name="cor-se-rmse-unbiased"/>
     <w:p>
       <w:pPr>
         <w:pStyle w:val="FirstParagraph"/>
@@ -26915,7 +27173,7 @@
         </m:oMath>
       </m:oMathPara>
     </w:p>
-    <w:bookmarkEnd w:id="106"/>
+    <w:bookmarkEnd w:id="107"/>
     <w:p>
       <w:pPr>
         <w:pStyle w:val="FirstParagraph"/>
@@ -26948,9 +27206,9 @@
         <w:t xml:space="preserve">.</w:t>
       </w:r>
     </w:p>
-    <w:bookmarkEnd w:id="107"/>
     <w:bookmarkEnd w:id="108"/>
-    <w:bookmarkStart w:id="141" w:name="references"/>
+    <w:bookmarkEnd w:id="109"/>
+    <w:bookmarkStart w:id="142" w:name="references"/>
     <w:p>
       <w:pPr>
         <w:pStyle w:val="Heading2"/>
@@ -26959,8 +27217,8 @@
         <w:t xml:space="preserve">References</w:t>
       </w:r>
     </w:p>
-    <w:bookmarkStart w:id="140" w:name="refs"/>
-    <w:bookmarkStart w:id="109" w:name="ref-box_draper_1987"/>
+    <w:bookmarkStart w:id="141" w:name="refs"/>
+    <w:bookmarkStart w:id="110" w:name="ref-box_draper_1987"/>
     <w:p>
       <w:pPr>
         <w:pStyle w:val="Bibliography"/>
@@ -26991,8 +27249,8 @@
         <w:t xml:space="preserve">. in Wiley series in probability and mathematical statistics. Applied probability and statistics. New York: Wiley, 1987.</w:t>
       </w:r>
     </w:p>
-    <w:bookmarkEnd w:id="109"/>
-    <w:bookmarkStart w:id="111" w:name="ref-dunn2018generalized"/>
+    <w:bookmarkEnd w:id="110"/>
+    <w:bookmarkStart w:id="112" w:name="ref-dunn2018generalized"/>
     <w:p>
       <w:pPr>
         <w:pStyle w:val="Bibliography"/>
@@ -27039,7 +27297,7 @@
       <w:r>
         <w:t xml:space="preserve"> </w:t>
       </w:r>
-      <w:hyperlink r:id="rId110">
+      <w:hyperlink r:id="rId111">
         <w:r>
           <w:rPr>
             <w:rStyle w:val="Hyperlink"/>
@@ -27051,8 +27309,8 @@
         <w:t xml:space="preserve">.</w:t>
       </w:r>
     </w:p>
-    <w:bookmarkEnd w:id="111"/>
-    <w:bookmarkStart w:id="113" w:name="ref-van2018flexible"/>
+    <w:bookmarkEnd w:id="112"/>
+    <w:bookmarkStart w:id="114" w:name="ref-van2018flexible"/>
     <w:p>
       <w:pPr>
         <w:pStyle w:val="Bibliography"/>
@@ -27085,7 +27343,7 @@
       <w:r>
         <w:t xml:space="preserve"> </w:t>
       </w:r>
-      <w:hyperlink r:id="rId112">
+      <w:hyperlink r:id="rId113">
         <w:r>
           <w:rPr>
             <w:rStyle w:val="Hyperlink"/>
@@ -27094,8 +27352,8 @@
         </w:r>
       </w:hyperlink>
     </w:p>
-    <w:bookmarkEnd w:id="113"/>
-    <w:bookmarkStart w:id="115" w:name="ref-pohl2021estimands"/>
+    <w:bookmarkEnd w:id="114"/>
+    <w:bookmarkStart w:id="116" w:name="ref-pohl2021estimands"/>
     <w:p>
       <w:pPr>
         <w:pStyle w:val="Bibliography"/>
@@ -27161,7 +27419,7 @@
       <w:r>
         <w:t xml:space="preserve"> </w:t>
       </w:r>
-      <w:hyperlink r:id="rId114">
+      <w:hyperlink r:id="rId115">
         <w:r>
           <w:rPr>
             <w:rStyle w:val="Hyperlink"/>
@@ -27173,8 +27431,8 @@
         <w:t xml:space="preserve">.</w:t>
       </w:r>
     </w:p>
-    <w:bookmarkEnd w:id="115"/>
-    <w:bookmarkStart w:id="117" w:name="ref-lawrance2020estimand"/>
+    <w:bookmarkEnd w:id="116"/>
+    <w:bookmarkStart w:id="118" w:name="ref-lawrance2020estimand"/>
     <w:p>
       <w:pPr>
         <w:pStyle w:val="Bibliography"/>
@@ -27226,7 +27484,7 @@
       <w:r>
         <w:t xml:space="preserve"> </w:t>
       </w:r>
-      <w:hyperlink r:id="rId116">
+      <w:hyperlink r:id="rId117">
         <w:r>
           <w:rPr>
             <w:rStyle w:val="Hyperlink"/>
@@ -27238,8 +27496,8 @@
         <w:t xml:space="preserve">.</w:t>
       </w:r>
     </w:p>
-    <w:bookmarkEnd w:id="117"/>
-    <w:bookmarkStart w:id="119" w:name="ref-wikipedia_estimand"/>
+    <w:bookmarkEnd w:id="118"/>
+    <w:bookmarkStart w:id="120" w:name="ref-wikipedia_estimand"/>
     <w:p>
       <w:pPr>
         <w:pStyle w:val="Bibliography"/>
@@ -27286,7 +27544,7 @@
       <w:r>
         <w:t xml:space="preserve"> </w:t>
       </w:r>
-      <w:hyperlink r:id="rId118">
+      <w:hyperlink r:id="rId119">
         <w:r>
           <w:rPr>
             <w:rStyle w:val="Hyperlink"/>
@@ -27295,8 +27553,8 @@
         </w:r>
       </w:hyperlink>
     </w:p>
-    <w:bookmarkEnd w:id="119"/>
-    <w:bookmarkStart w:id="121" w:name="ref-wikipedia_estimator"/>
+    <w:bookmarkEnd w:id="120"/>
+    <w:bookmarkStart w:id="122" w:name="ref-wikipedia_estimator"/>
     <w:p>
       <w:pPr>
         <w:pStyle w:val="Bibliography"/>
@@ -27343,7 +27601,7 @@
       <w:r>
         <w:t xml:space="preserve"> </w:t>
       </w:r>
-      <w:hyperlink r:id="rId120">
+      <w:hyperlink r:id="rId121">
         <w:r>
           <w:rPr>
             <w:rStyle w:val="Hyperlink"/>
@@ -27352,8 +27610,8 @@
         </w:r>
       </w:hyperlink>
     </w:p>
-    <w:bookmarkEnd w:id="121"/>
-    <w:bookmarkStart w:id="123" w:name="ref-wikipedia_sampling_distribution"/>
+    <w:bookmarkEnd w:id="122"/>
+    <w:bookmarkStart w:id="124" w:name="ref-wikipedia_sampling_distribution"/>
     <w:p>
       <w:pPr>
         <w:pStyle w:val="Bibliography"/>
@@ -27400,7 +27658,7 @@
       <w:r>
         <w:t xml:space="preserve"> </w:t>
       </w:r>
-      <w:hyperlink r:id="rId122">
+      <w:hyperlink r:id="rId123">
         <w:r>
           <w:rPr>
             <w:rStyle w:val="Hyperlink"/>
@@ -27409,8 +27667,8 @@
         </w:r>
       </w:hyperlink>
     </w:p>
-    <w:bookmarkEnd w:id="123"/>
-    <w:bookmarkStart w:id="124" w:name="ref-hoggtanis2015"/>
+    <w:bookmarkEnd w:id="124"/>
+    <w:bookmarkStart w:id="125" w:name="ref-hoggtanis2015"/>
     <w:p>
       <w:pPr>
         <w:pStyle w:val="Bibliography"/>
@@ -27441,8 +27699,8 @@
         <w:t xml:space="preserve">, Tenth edition. Boston: Pearson, 2019.</w:t>
       </w:r>
     </w:p>
-    <w:bookmarkEnd w:id="124"/>
-    <w:bookmarkStart w:id="126" w:name="ref-CaseBerg01"/>
+    <w:bookmarkEnd w:id="125"/>
+    <w:bookmarkStart w:id="127" w:name="ref-CaseBerg01"/>
     <w:p>
       <w:pPr>
         <w:pStyle w:val="Bibliography"/>
@@ -27475,7 +27733,7 @@
       <w:r>
         <w:t xml:space="preserve"> </w:t>
       </w:r>
-      <w:hyperlink r:id="rId125">
+      <w:hyperlink r:id="rId126">
         <w:r>
           <w:rPr>
             <w:rStyle w:val="Hyperlink"/>
@@ -27484,8 +27742,8 @@
         </w:r>
       </w:hyperlink>
     </w:p>
-    <w:bookmarkEnd w:id="126"/>
-    <w:bookmarkStart w:id="127" w:name="ref-rice2007mathematical"/>
+    <w:bookmarkEnd w:id="127"/>
+    <w:bookmarkStart w:id="128" w:name="ref-rice2007mathematical"/>
     <w:p>
       <w:pPr>
         <w:pStyle w:val="Bibliography"/>
@@ -27516,8 +27774,8 @@
         <w:t xml:space="preserve">, 3rd ed. Belmont, CA: Cengage Learning, 2007.</w:t>
       </w:r>
     </w:p>
-    <w:bookmarkEnd w:id="127"/>
-    <w:bookmarkStart w:id="129" w:name="ref-wikipedia_bias_of_an_estimator"/>
+    <w:bookmarkEnd w:id="128"/>
+    <w:bookmarkStart w:id="130" w:name="ref-wikipedia_bias_of_an_estimator"/>
     <w:p>
       <w:pPr>
         <w:pStyle w:val="Bibliography"/>
@@ -27564,7 +27822,7 @@
       <w:r>
         <w:t xml:space="preserve"> </w:t>
       </w:r>
-      <w:hyperlink r:id="rId128">
+      <w:hyperlink r:id="rId129">
         <w:r>
           <w:rPr>
             <w:rStyle w:val="Hyperlink"/>
@@ -27573,8 +27831,8 @@
         </w:r>
       </w:hyperlink>
     </w:p>
-    <w:bookmarkEnd w:id="129"/>
-    <w:bookmarkStart w:id="131" w:name="ref-wikipedia_mean_squared_error"/>
+    <w:bookmarkEnd w:id="130"/>
+    <w:bookmarkStart w:id="132" w:name="ref-wikipedia_mean_squared_error"/>
     <w:p>
       <w:pPr>
         <w:pStyle w:val="Bibliography"/>
@@ -27621,7 +27879,7 @@
       <w:r>
         <w:t xml:space="preserve"> </w:t>
       </w:r>
-      <w:hyperlink r:id="rId130">
+      <w:hyperlink r:id="rId131">
         <w:r>
           <w:rPr>
             <w:rStyle w:val="Hyperlink"/>
@@ -27630,8 +27888,8 @@
         </w:r>
       </w:hyperlink>
     </w:p>
-    <w:bookmarkEnd w:id="131"/>
-    <w:bookmarkStart w:id="133" w:name="ref-wikipedia_root_mean_square_deviation"/>
+    <w:bookmarkEnd w:id="132"/>
+    <w:bookmarkStart w:id="134" w:name="ref-wikipedia_root_mean_square_deviation"/>
     <w:p>
       <w:pPr>
         <w:pStyle w:val="Bibliography"/>
@@ -27678,7 +27936,7 @@
       <w:r>
         <w:t xml:space="preserve"> </w:t>
       </w:r>
-      <w:hyperlink r:id="rId132">
+      <w:hyperlink r:id="rId133">
         <w:r>
           <w:rPr>
             <w:rStyle w:val="Hyperlink"/>
@@ -27687,8 +27945,8 @@
         </w:r>
       </w:hyperlink>
     </w:p>
-    <w:bookmarkEnd w:id="133"/>
-    <w:bookmarkStart w:id="135" w:name="ref-fiveminuteai_probstat"/>
+    <w:bookmarkEnd w:id="134"/>
+    <w:bookmarkStart w:id="136" w:name="ref-fiveminuteai_probstat"/>
     <w:p>
       <w:pPr>
         <w:pStyle w:val="Bibliography"/>
@@ -27720,7 +27978,7 @@
       <w:r>
         <w:t xml:space="preserve"> </w:t>
       </w:r>
-      <w:hyperlink r:id="rId134">
+      <w:hyperlink r:id="rId135">
         <w:r>
           <w:rPr>
             <w:rStyle w:val="Hyperlink"/>
@@ -27729,8 +27987,8 @@
         </w:r>
       </w:hyperlink>
     </w:p>
-    <w:bookmarkEnd w:id="135"/>
-    <w:bookmarkStart w:id="137" w:name="ref-wikipedia_mean_absolute_error"/>
+    <w:bookmarkEnd w:id="136"/>
+    <w:bookmarkStart w:id="138" w:name="ref-wikipedia_mean_absolute_error"/>
     <w:p>
       <w:pPr>
         <w:pStyle w:val="Bibliography"/>
@@ -27777,7 +28035,7 @@
       <w:r>
         <w:t xml:space="preserve"> </w:t>
       </w:r>
-      <w:hyperlink r:id="rId136">
+      <w:hyperlink r:id="rId137">
         <w:r>
           <w:rPr>
             <w:rStyle w:val="Hyperlink"/>
@@ -27786,8 +28044,8 @@
         </w:r>
       </w:hyperlink>
     </w:p>
-    <w:bookmarkEnd w:id="137"/>
-    <w:bookmarkStart w:id="139" w:name="ref-wikipedia_standard_error"/>
+    <w:bookmarkEnd w:id="138"/>
+    <w:bookmarkStart w:id="140" w:name="ref-wikipedia_standard_error"/>
     <w:p>
       <w:pPr>
         <w:pStyle w:val="Bibliography"/>
@@ -27834,7 +28092,7 @@
       <w:r>
         <w:t xml:space="preserve"> </w:t>
       </w:r>
-      <w:hyperlink r:id="rId138">
+      <w:hyperlink r:id="rId139">
         <w:r>
           <w:rPr>
             <w:rStyle w:val="Hyperlink"/>
@@ -27843,9 +28101,9 @@
         </w:r>
       </w:hyperlink>
     </w:p>
-    <w:bookmarkEnd w:id="139"/>
     <w:bookmarkEnd w:id="140"/>
     <w:bookmarkEnd w:id="141"/>
+    <w:bookmarkEnd w:id="142"/>
     <w:sectPr>
       <w:footnotePr>
         <w:numRestart w:val="eachSect"/>
